--- a/zht/docx/035.content.docx
+++ b/zht/docx/035.content.docx
@@ -19,7 +19,7 @@
         <w:rPr>
           <w:lang w:val="zh_TW" w:bidi="zh_TW"/>
         </w:rPr>
-        <w:t>Resource: Tyndale Open Study Notes</w:t>
+        <w:t>Resource: Aquifer Open Study Notes (Profiles)</w:t>
       </w:r>
       <w:r>
         <w:rPr>
@@ -112,7 +112,7 @@
         <w:rPr>
           <w:lang w:val="zh_TW" w:bidi="zh_TW"/>
         </w:rPr>
-        <w:t>Tyndale Open Study Notes</w:t>
+        <w:t>Aquifer Open Study Notes (Profiles)</w:t>
       </w:r>
     </w:p>
     <w:p>

--- a/zht/docx/035.content.docx
+++ b/zht/docx/035.content.docx
@@ -261,72 +261,48 @@
         </w:rPr>
         <w:t>許多人對所羅巴伯抱有極大期望，因為他是大衛王的後裔（</w:t>
       </w:r>
-      <w:hyperlink r:id="rId13">
-        <w:r>
-          <w:rPr>
-            <w:lang w:val="zh_TW" w:bidi="zh_TW"/>
-          </w:rPr>
-          <w:rPr>
-            <w:color w:val="0000EE"/>
-            <w:u w:val="single"/>
-          </w:rPr>
-          <w:t>代上3:1–19</w:t>
-        </w:r>
-      </w:hyperlink>
+      <w:r>
+        <w:rPr>
+          <w:lang w:val="zh_TW" w:bidi="zh_TW"/>
+        </w:rPr>
+        <w:t>代上3:1–19</w:t>
+      </w:r>
       <w:r>
         <w:rPr>
           <w:lang w:val="zh_TW" w:bidi="zh_TW"/>
         </w:rPr>
         <w:t>）。哈該和撒迦利亞在預言中，用彌賽亞的語言描述他，視他為神所揀選、將要復興以色列的那一位（</w:t>
       </w:r>
-      <w:hyperlink r:id="rId14">
-        <w:r>
-          <w:rPr>
-            <w:lang w:val="zh_TW" w:bidi="zh_TW"/>
-          </w:rPr>
-          <w:rPr>
-            <w:color w:val="0000EE"/>
-            <w:u w:val="single"/>
-          </w:rPr>
-          <w:t>該2:21–23</w:t>
-        </w:r>
-      </w:hyperlink>
+      <w:r>
+        <w:rPr>
+          <w:lang w:val="zh_TW" w:bidi="zh_TW"/>
+        </w:rPr>
+        <w:t>該2:21–23</w:t>
+      </w:r>
       <w:r>
         <w:rPr>
           <w:lang w:val="zh_TW" w:bidi="zh_TW"/>
         </w:rPr>
         <w:t>；</w:t>
       </w:r>
-      <w:hyperlink r:id="rId15">
-        <w:r>
-          <w:rPr>
-            <w:lang w:val="zh_TW" w:bidi="zh_TW"/>
-          </w:rPr>
-          <w:rPr>
-            <w:color w:val="0000EE"/>
-            <w:u w:val="single"/>
-          </w:rPr>
-          <w:t>亞4:6–7</w:t>
-        </w:r>
-      </w:hyperlink>
+      <w:r>
+        <w:rPr>
+          <w:lang w:val="zh_TW" w:bidi="zh_TW"/>
+        </w:rPr>
+        <w:t>亞4:6–7</w:t>
+      </w:r>
       <w:r>
         <w:rPr>
           <w:lang w:val="zh_TW" w:bidi="zh_TW"/>
         </w:rPr>
         <w:t>）。然而，聖經記載至此，所羅巴伯便突然從歷史中消失，未有進一步的解釋。這位早期的猶大省長並不是彌賽亞，但他的後裔之一——耶穌基督，才是真正承擔這榮耀使命的那位（</w:t>
       </w:r>
-      <w:hyperlink r:id="rId16">
-        <w:r>
-          <w:rPr>
-            <w:lang w:val="zh_TW" w:bidi="zh_TW"/>
-          </w:rPr>
-          <w:rPr>
-            <w:color w:val="0000EE"/>
-            <w:u w:val="single"/>
-          </w:rPr>
-          <w:t>太1:12</w:t>
-        </w:r>
-      </w:hyperlink>
+      <w:r>
+        <w:rPr>
+          <w:lang w:val="zh_TW" w:bidi="zh_TW"/>
+        </w:rPr>
+        <w:t>太1:12</w:t>
+      </w:r>
       <w:r>
         <w:rPr>
           <w:lang w:val="zh_TW" w:bidi="zh_TW"/>
@@ -356,90 +332,60 @@
           <w:lang w:val="zh_TW" w:bidi="zh_TW"/>
         </w:rPr>
       </w:r>
-      <w:hyperlink r:id="rId17">
-        <w:r>
-          <w:rPr>
-            <w:lang w:val="zh_TW" w:bidi="zh_TW"/>
-          </w:rPr>
-          <w:rPr>
-            <w:color w:val="0000EE"/>
-            <w:u w:val="single"/>
-          </w:rPr>
-          <w:t>拉2:1–6:22</w:t>
-        </w:r>
-      </w:hyperlink>
+      <w:r>
+        <w:rPr>
+          <w:lang w:val="zh_TW" w:bidi="zh_TW"/>
+        </w:rPr>
+        <w:t>拉2:1–6:22</w:t>
+      </w:r>
       <w:r>
         <w:rPr>
           <w:lang w:val="zh_TW" w:bidi="zh_TW"/>
         </w:rPr>
         <w:t>；</w:t>
       </w:r>
-      <w:hyperlink r:id="rId18">
-        <w:r>
-          <w:rPr>
-            <w:lang w:val="zh_TW" w:bidi="zh_TW"/>
-          </w:rPr>
-          <w:rPr>
-            <w:color w:val="0000EE"/>
-            <w:u w:val="single"/>
-          </w:rPr>
-          <w:t>尼7:7</w:t>
-        </w:r>
-      </w:hyperlink>
+      <w:r>
+        <w:rPr>
+          <w:lang w:val="zh_TW" w:bidi="zh_TW"/>
+        </w:rPr>
+        <w:t>尼7:7</w:t>
+      </w:r>
       <w:r>
         <w:rPr>
           <w:lang w:val="zh_TW" w:bidi="zh_TW"/>
         </w:rPr>
         <w:t>；</w:t>
       </w:r>
-      <w:hyperlink r:id="rId19">
-        <w:r>
-          <w:rPr>
-            <w:lang w:val="zh_TW" w:bidi="zh_TW"/>
-          </w:rPr>
-          <w:rPr>
-            <w:color w:val="0000EE"/>
-            <w:u w:val="single"/>
-          </w:rPr>
-          <w:t>該1:12–2:23</w:t>
-        </w:r>
-      </w:hyperlink>
+      <w:r>
+        <w:rPr>
+          <w:lang w:val="zh_TW" w:bidi="zh_TW"/>
+        </w:rPr>
+        <w:t>該1:12–2:23</w:t>
+      </w:r>
       <w:r>
         <w:rPr>
           <w:lang w:val="zh_TW" w:bidi="zh_TW"/>
         </w:rPr>
         <w:t>；</w:t>
       </w:r>
-      <w:hyperlink r:id="rId20">
-        <w:r>
-          <w:rPr>
-            <w:lang w:val="zh_TW" w:bidi="zh_TW"/>
-          </w:rPr>
-          <w:rPr>
-            <w:color w:val="0000EE"/>
-            <w:u w:val="single"/>
-          </w:rPr>
-          <w:t>亞4:1–14</w:t>
-        </w:r>
-      </w:hyperlink>
+      <w:r>
+        <w:rPr>
+          <w:lang w:val="zh_TW" w:bidi="zh_TW"/>
+        </w:rPr>
+        <w:t>亞4:1–14</w:t>
+      </w:r>
       <w:r>
         <w:rPr>
           <w:lang w:val="zh_TW" w:bidi="zh_TW"/>
         </w:rPr>
         <w:t>；</w:t>
       </w:r>
-      <w:hyperlink r:id="rId16">
-        <w:r>
-          <w:rPr>
-            <w:lang w:val="zh_TW" w:bidi="zh_TW"/>
-          </w:rPr>
-          <w:rPr>
-            <w:color w:val="0000EE"/>
-            <w:u w:val="single"/>
-          </w:rPr>
-          <w:t>太1:12</w:t>
-        </w:r>
-      </w:hyperlink>
+      <w:r>
+        <w:rPr>
+          <w:lang w:val="zh_TW" w:bidi="zh_TW"/>
+        </w:rPr>
+        <w:t>太1:12</w:t>
+      </w:r>
       <w:r>
         <w:rPr>
           <w:lang w:val="zh_TW" w:bidi="zh_TW"/>
@@ -488,18 +434,12 @@
         </w:rPr>
         <w:t>所羅門是以色列的第三位王，是大衛與拔示巴的第二個兒子（</w:t>
       </w:r>
-      <w:hyperlink r:id="rId21">
-        <w:r>
-          <w:rPr>
-            <w:lang w:val="zh_TW" w:bidi="zh_TW"/>
-          </w:rPr>
-          <w:rPr>
-            <w:color w:val="0000EE"/>
-            <w:u w:val="single"/>
-          </w:rPr>
-          <w:t>撒下12:13–25</w:t>
-        </w:r>
-      </w:hyperlink>
+      <w:r>
+        <w:rPr>
+          <w:lang w:val="zh_TW" w:bidi="zh_TW"/>
+        </w:rPr>
+        <w:t>撒下12:13–25</w:t>
+      </w:r>
       <w:r>
         <w:rPr>
           <w:lang w:val="zh_TW" w:bidi="zh_TW"/>
@@ -520,90 +460,60 @@
         </w:rPr>
         <w:t>當大衛王臨近死亡時，他的兒子亞多尼雅試圖在祭司亞比亞他和將軍約押的支持下自立為王（</w:t>
       </w:r>
-      <w:hyperlink r:id="rId22">
-        <w:r>
-          <w:rPr>
-            <w:lang w:val="zh_TW" w:bidi="zh_TW"/>
-          </w:rPr>
-          <w:rPr>
-            <w:color w:val="0000EE"/>
-            <w:u w:val="single"/>
-          </w:rPr>
-          <w:t>王上1:1–53</w:t>
-        </w:r>
-      </w:hyperlink>
+      <w:r>
+        <w:rPr>
+          <w:lang w:val="zh_TW" w:bidi="zh_TW"/>
+        </w:rPr>
+        <w:t>王上1:1–53</w:t>
+      </w:r>
       <w:r>
         <w:rPr>
           <w:lang w:val="zh_TW" w:bidi="zh_TW"/>
         </w:rPr>
         <w:t>）。然而，神已應許將王位賜給所羅門（</w:t>
       </w:r>
-      <w:hyperlink r:id="rId23">
-        <w:r>
-          <w:rPr>
-            <w:lang w:val="zh_TW" w:bidi="zh_TW"/>
-          </w:rPr>
-          <w:rPr>
-            <w:color w:val="0000EE"/>
-            <w:u w:val="single"/>
-          </w:rPr>
-          <w:t>王上1:17</w:t>
-        </w:r>
-      </w:hyperlink>
+      <w:r>
+        <w:rPr>
+          <w:lang w:val="zh_TW" w:bidi="zh_TW"/>
+        </w:rPr>
+        <w:t>王上1:17</w:t>
+      </w:r>
       <w:r>
         <w:rPr>
           <w:lang w:val="zh_TW" w:bidi="zh_TW"/>
         </w:rPr>
         <w:t>；見</w:t>
       </w:r>
-      <w:hyperlink r:id="rId24">
-        <w:r>
-          <w:rPr>
-            <w:lang w:val="zh_TW" w:bidi="zh_TW"/>
-          </w:rPr>
-          <w:rPr>
-            <w:color w:val="0000EE"/>
-            <w:u w:val="single"/>
-          </w:rPr>
-          <w:t>撒下12:24–25</w:t>
-        </w:r>
-      </w:hyperlink>
+      <w:r>
+        <w:rPr>
+          <w:lang w:val="zh_TW" w:bidi="zh_TW"/>
+        </w:rPr>
+        <w:t>撒下12:24–25</w:t>
+      </w:r>
       <w:r>
         <w:rPr>
           <w:lang w:val="zh_TW" w:bidi="zh_TW"/>
         </w:rPr>
         <w:t>；</w:t>
       </w:r>
-      <w:hyperlink r:id="rId25">
-        <w:r>
-          <w:rPr>
-            <w:lang w:val="zh_TW" w:bidi="zh_TW"/>
-          </w:rPr>
-          <w:rPr>
-            <w:color w:val="0000EE"/>
-            <w:u w:val="single"/>
-          </w:rPr>
-          <w:t>代上28:4–7</w:t>
-        </w:r>
-      </w:hyperlink>
+      <w:r>
+        <w:rPr>
+          <w:lang w:val="zh_TW" w:bidi="zh_TW"/>
+        </w:rPr>
+        <w:t>代上28:4–7</w:t>
+      </w:r>
       <w:r>
         <w:rPr>
           <w:lang w:val="zh_TW" w:bidi="zh_TW"/>
         </w:rPr>
         <w:t>）。於是，拔示巴和先知拿單向大衛報告亞多尼雅的計謀。大衛隨即安排正式宣告所羅門為王，並囑咐他要忠心跟隨神（</w:t>
       </w:r>
-      <w:hyperlink r:id="rId26">
-        <w:r>
-          <w:rPr>
-            <w:lang w:val="zh_TW" w:bidi="zh_TW"/>
-          </w:rPr>
-          <w:rPr>
-            <w:color w:val="0000EE"/>
-            <w:u w:val="single"/>
-          </w:rPr>
-          <w:t>王上2:1–9</w:t>
-        </w:r>
-      </w:hyperlink>
+      <w:r>
+        <w:rPr>
+          <w:lang w:val="zh_TW" w:bidi="zh_TW"/>
+        </w:rPr>
+        <w:t>王上2:1–9</w:t>
+      </w:r>
       <w:r>
         <w:rPr>
           <w:lang w:val="zh_TW" w:bidi="zh_TW"/>
@@ -642,18 +552,12 @@
         </w:rPr>
         <w:t>他以智慧治理國家（</w:t>
       </w:r>
-      <w:hyperlink r:id="rId27">
-        <w:r>
-          <w:rPr>
-            <w:lang w:val="zh_TW" w:bidi="zh_TW"/>
-          </w:rPr>
-          <w:rPr>
-            <w:color w:val="0000EE"/>
-            <w:u w:val="single"/>
-          </w:rPr>
-          <w:t>王上3:16–28</w:t>
-        </w:r>
-      </w:hyperlink>
+      <w:r>
+        <w:rPr>
+          <w:lang w:val="zh_TW" w:bidi="zh_TW"/>
+        </w:rPr>
+        <w:t>王上3:16–28</w:t>
+      </w:r>
       <w:r>
         <w:rPr>
           <w:lang w:val="zh_TW" w:bidi="zh_TW"/>
@@ -678,18 +582,12 @@
         </w:rPr>
         <w:t>他贏得諸國的尊敬（</w:t>
       </w:r>
-      <w:hyperlink r:id="rId28">
-        <w:r>
-          <w:rPr>
-            <w:lang w:val="zh_TW" w:bidi="zh_TW"/>
-          </w:rPr>
-          <w:rPr>
-            <w:color w:val="0000EE"/>
-            <w:u w:val="single"/>
-          </w:rPr>
-          <w:t>王上4:20–34</w:t>
-        </w:r>
-      </w:hyperlink>
+      <w:r>
+        <w:rPr>
+          <w:lang w:val="zh_TW" w:bidi="zh_TW"/>
+        </w:rPr>
+        <w:t>王上4:20–34</w:t>
+      </w:r>
       <w:r>
         <w:rPr>
           <w:lang w:val="zh_TW" w:bidi="zh_TW"/>
@@ -741,18 +639,12 @@
         </w:rPr>
         <w:t>〕）。此外，他在耶路撒冷建造聖殿和王宮，拓展貿易，使以色列更加富裕和安定。他的智慧和財富聞名於世，以致示巴女王特地來到耶路撒冷，親自見證他的榮耀（</w:t>
       </w:r>
-      <w:hyperlink r:id="rId29">
-        <w:r>
-          <w:rPr>
-            <w:lang w:val="zh_TW" w:bidi="zh_TW"/>
-          </w:rPr>
-          <w:rPr>
-            <w:color w:val="0000EE"/>
-            <w:u w:val="single"/>
-          </w:rPr>
-          <w:t>王上10:1–29</w:t>
-        </w:r>
-      </w:hyperlink>
+      <w:r>
+        <w:rPr>
+          <w:lang w:val="zh_TW" w:bidi="zh_TW"/>
+        </w:rPr>
+        <w:t>王上10:1–29</w:t>
+      </w:r>
       <w:r>
         <w:rPr>
           <w:lang w:val="zh_TW" w:bidi="zh_TW"/>
@@ -773,18 +665,12 @@
         </w:rPr>
         <w:t>所羅門與許多外族結盟，並娶了許多外邦女子，首先是埃及法老的女兒（</w:t>
       </w:r>
-      <w:hyperlink r:id="rId30">
-        <w:r>
-          <w:rPr>
-            <w:lang w:val="zh_TW" w:bidi="zh_TW"/>
-          </w:rPr>
-          <w:rPr>
-            <w:color w:val="0000EE"/>
-            <w:u w:val="single"/>
-          </w:rPr>
-          <w:t>王上3:1</w:t>
-        </w:r>
-      </w:hyperlink>
+      <w:r>
+        <w:rPr>
+          <w:lang w:val="zh_TW" w:bidi="zh_TW"/>
+        </w:rPr>
+        <w:t>王上3:1</w:t>
+      </w:r>
       <w:r>
         <w:rPr>
           <w:lang w:val="zh_TW" w:bidi="zh_TW"/>
@@ -805,36 +691,24 @@
         </w:rPr>
         <w:t>即便如此，新約仍記念所羅門的智慧與榮耀，並以此作為衡量他人的標準。耶穌乃是神的智慧的道成肉身（或以人的形態顯現神的智慧），遠遠超越所羅門的智慧（</w:t>
       </w:r>
-      <w:hyperlink r:id="rId31">
-        <w:r>
-          <w:rPr>
-            <w:lang w:val="zh_TW" w:bidi="zh_TW"/>
-          </w:rPr>
-          <w:rPr>
-            <w:color w:val="0000EE"/>
-            <w:u w:val="single"/>
-          </w:rPr>
-          <w:t>太12:42</w:t>
-        </w:r>
-      </w:hyperlink>
+      <w:r>
+        <w:rPr>
+          <w:lang w:val="zh_TW" w:bidi="zh_TW"/>
+        </w:rPr>
+        <w:t>太12:42</w:t>
+      </w:r>
       <w:r>
         <w:rPr>
           <w:lang w:val="zh_TW" w:bidi="zh_TW"/>
         </w:rPr>
         <w:t>；</w:t>
       </w:r>
-      <w:hyperlink r:id="rId32">
-        <w:r>
-          <w:rPr>
-            <w:lang w:val="zh_TW" w:bidi="zh_TW"/>
-          </w:rPr>
-          <w:rPr>
-            <w:color w:val="0000EE"/>
-            <w:u w:val="single"/>
-          </w:rPr>
-          <w:t>路11:31</w:t>
-        </w:r>
-      </w:hyperlink>
+      <w:r>
+        <w:rPr>
+          <w:lang w:val="zh_TW" w:bidi="zh_TW"/>
+        </w:rPr>
+        <w:t>路11:31</w:t>
+      </w:r>
       <w:r>
         <w:rPr>
           <w:lang w:val="zh_TW" w:bidi="zh_TW"/>
@@ -864,162 +738,102 @@
           <w:lang w:val="zh_TW" w:bidi="zh_TW"/>
         </w:rPr>
       </w:r>
-      <w:hyperlink r:id="rId24">
-        <w:r>
-          <w:rPr>
-            <w:lang w:val="zh_TW" w:bidi="zh_TW"/>
-          </w:rPr>
-          <w:rPr>
-            <w:color w:val="0000EE"/>
-            <w:u w:val="single"/>
-          </w:rPr>
-          <w:t>撒下12:24–25</w:t>
-        </w:r>
-      </w:hyperlink>
+      <w:r>
+        <w:rPr>
+          <w:lang w:val="zh_TW" w:bidi="zh_TW"/>
+        </w:rPr>
+        <w:t>撒下12:24–25</w:t>
+      </w:r>
       <w:r>
         <w:rPr>
           <w:lang w:val="zh_TW" w:bidi="zh_TW"/>
         </w:rPr>
         <w:t>；</w:t>
       </w:r>
-      <w:hyperlink r:id="rId33">
-        <w:r>
-          <w:rPr>
-            <w:lang w:val="zh_TW" w:bidi="zh_TW"/>
-          </w:rPr>
-          <w:rPr>
-            <w:color w:val="0000EE"/>
-            <w:u w:val="single"/>
-          </w:rPr>
-          <w:t>王上1:1–11:43</w:t>
-        </w:r>
-      </w:hyperlink>
+      <w:r>
+        <w:rPr>
+          <w:lang w:val="zh_TW" w:bidi="zh_TW"/>
+        </w:rPr>
+        <w:t>王上1:1–11:43</w:t>
+      </w:r>
       <w:r>
         <w:rPr>
           <w:lang w:val="zh_TW" w:bidi="zh_TW"/>
         </w:rPr>
         <w:t>；</w:t>
       </w:r>
-      <w:hyperlink r:id="rId34">
-        <w:r>
-          <w:rPr>
-            <w:lang w:val="zh_TW" w:bidi="zh_TW"/>
-          </w:rPr>
-          <w:rPr>
-            <w:color w:val="0000EE"/>
-            <w:u w:val="single"/>
-          </w:rPr>
-          <w:t>代下1:1–9:31</w:t>
-        </w:r>
-      </w:hyperlink>
+      <w:r>
+        <w:rPr>
+          <w:lang w:val="zh_TW" w:bidi="zh_TW"/>
+        </w:rPr>
+        <w:t>代下1:1–9:31</w:t>
+      </w:r>
       <w:r>
         <w:rPr>
           <w:lang w:val="zh_TW" w:bidi="zh_TW"/>
         </w:rPr>
         <w:t>；</w:t>
       </w:r>
-      <w:hyperlink r:id="rId35">
-        <w:r>
-          <w:rPr>
-            <w:lang w:val="zh_TW" w:bidi="zh_TW"/>
-          </w:rPr>
-          <w:rPr>
-            <w:color w:val="0000EE"/>
-            <w:u w:val="single"/>
-          </w:rPr>
-          <w:t>詩72:1–20，</w:t>
-        </w:r>
-      </w:hyperlink>
-      <w:hyperlink r:id="rId36">
-        <w:r>
-          <w:rPr>
-            <w:lang w:val="zh_TW" w:bidi="zh_TW"/>
-          </w:rPr>
-          <w:rPr>
-            <w:color w:val="0000EE"/>
-            <w:u w:val="single"/>
-          </w:rPr>
-          <w:t>127:1–5</w:t>
-        </w:r>
-      </w:hyperlink>
+      <w:r>
+        <w:rPr>
+          <w:lang w:val="zh_TW" w:bidi="zh_TW"/>
+        </w:rPr>
+        <w:t>詩72:1–20，</w:t>
+      </w:r>
+      <w:r>
+        <w:rPr>
+          <w:lang w:val="zh_TW" w:bidi="zh_TW"/>
+        </w:rPr>
+        <w:t>127:1–5</w:t>
+      </w:r>
       <w:r>
         <w:rPr>
           <w:lang w:val="zh_TW" w:bidi="zh_TW"/>
         </w:rPr>
         <w:t>；</w:t>
       </w:r>
-      <w:hyperlink r:id="rId37">
-        <w:r>
-          <w:rPr>
-            <w:lang w:val="zh_TW" w:bidi="zh_TW"/>
-          </w:rPr>
-          <w:rPr>
-            <w:color w:val="0000EE"/>
-            <w:u w:val="single"/>
-          </w:rPr>
-          <w:t>箴1:1</w:t>
-        </w:r>
-      </w:hyperlink>
+      <w:r>
+        <w:rPr>
+          <w:lang w:val="zh_TW" w:bidi="zh_TW"/>
+        </w:rPr>
+        <w:t>箴1:1</w:t>
+      </w:r>
       <w:r>
         <w:rPr>
           <w:lang w:val="zh_TW" w:bidi="zh_TW"/>
         </w:rPr>
         <w:t>；</w:t>
       </w:r>
-      <w:hyperlink r:id="rId38">
-        <w:r>
-          <w:rPr>
-            <w:lang w:val="zh_TW" w:bidi="zh_TW"/>
-          </w:rPr>
-          <w:rPr>
-            <w:color w:val="0000EE"/>
-            <w:u w:val="single"/>
-          </w:rPr>
-          <w:t>太6:28–30，</w:t>
-        </w:r>
-      </w:hyperlink>
-      <w:hyperlink r:id="rId31">
-        <w:r>
-          <w:rPr>
-            <w:lang w:val="zh_TW" w:bidi="zh_TW"/>
-          </w:rPr>
-          <w:rPr>
-            <w:color w:val="0000EE"/>
-            <w:u w:val="single"/>
-          </w:rPr>
-          <w:t>12:42</w:t>
-        </w:r>
-      </w:hyperlink>
+      <w:r>
+        <w:rPr>
+          <w:lang w:val="zh_TW" w:bidi="zh_TW"/>
+        </w:rPr>
+        <w:t>太6:28–30，</w:t>
+      </w:r>
+      <w:r>
+        <w:rPr>
+          <w:lang w:val="zh_TW" w:bidi="zh_TW"/>
+        </w:rPr>
+        <w:t>12:42</w:t>
+      </w:r>
       <w:r>
         <w:rPr>
           <w:lang w:val="zh_TW" w:bidi="zh_TW"/>
         </w:rPr>
         <w:t>；</w:t>
       </w:r>
-      <w:hyperlink r:id="rId32">
-        <w:r>
-          <w:rPr>
-            <w:lang w:val="zh_TW" w:bidi="zh_TW"/>
-          </w:rPr>
-          <w:rPr>
-            <w:color w:val="0000EE"/>
-            <w:u w:val="single"/>
-          </w:rPr>
-          <w:t>路11:31，</w:t>
-        </w:r>
-      </w:hyperlink>
-      <w:hyperlink r:id="rId39">
-        <w:r>
-          <w:rPr>
-            <w:lang w:val="zh_TW" w:bidi="zh_TW"/>
-          </w:rPr>
-          <w:rPr>
-            <w:color w:val="0000EE"/>
-            <w:u w:val="single"/>
-          </w:rPr>
-          <w:t>12:27</w:t>
-        </w:r>
-      </w:hyperlink>
+      <w:r>
+        <w:rPr>
+          <w:lang w:val="zh_TW" w:bidi="zh_TW"/>
+        </w:rPr>
+        <w:t>路11:31，</w:t>
+      </w:r>
+      <w:r>
+        <w:rPr>
+          <w:lang w:val="zh_TW" w:bidi="zh_TW"/>
+        </w:rPr>
+        <w:t>12:27</w:t>
+      </w:r>
       <w:r>
         <w:rPr>
           <w:lang w:val="zh_TW" w:bidi="zh_TW"/>
